--- a/Knowledge/3-Work knowledge/1-Software Engineering/1-Testing/5-My Source/1-ISTQB Foundation Level/1-Testing terms/25-Continuous Testing, Pair Testing and Peer-to-Peer Testing.docx
+++ b/Knowledge/3-Work knowledge/1-Software Engineering/1-Testing/5-My Source/1-ISTQB Foundation Level/1-Testing terms/25-Continuous Testing, Pair Testing and Peer-to-Peer Testing.docx
@@ -73,7 +73,44 @@
           <w:szCs w:val="14"/>
           <w:shd w:val="clear" w:color="auto" w:fill="B7B7B7"/>
         </w:rPr>
-        <w:t>(GPT-5-Standard) at [9/8/2025]</w:t>
+        <w:t>(</w:t>
+      </w:r>
+      <w:r>
+        <w:rPr>
+          <w:b/>
+          <w:sz w:val="14"/>
+          <w:szCs w:val="14"/>
+          <w:shd w:val="clear" w:color="auto" w:fill="B7B7B7"/>
+        </w:rPr>
+        <w:t>GPT</w:t>
+      </w:r>
+      <w:r>
+        <w:rPr>
+          <w:rFonts w:ascii="Cambria Math" w:hAnsi="Cambria Math" w:cs="Cambria Math"/>
+          <w:b/>
+          <w:sz w:val="14"/>
+          <w:szCs w:val="14"/>
+          <w:shd w:val="clear" w:color="auto" w:fill="B7B7B7"/>
+        </w:rPr>
+        <w:t>‑</w:t>
+      </w:r>
+      <w:r>
+        <w:rPr>
+          <w:b/>
+          <w:sz w:val="14"/>
+          <w:szCs w:val="14"/>
+          <w:shd w:val="clear" w:color="auto" w:fill="B7B7B7"/>
+        </w:rPr>
+        <w:t>5 Mini</w:t>
+      </w:r>
+      <w:r>
+        <w:rPr>
+          <w:b/>
+          <w:sz w:val="14"/>
+          <w:szCs w:val="14"/>
+          <w:shd w:val="clear" w:color="auto" w:fill="B7B7B7"/>
+        </w:rPr>
+        <w:t>) at [9/8/2025]</w:t>
       </w:r>
       <w:bookmarkEnd w:id="0"/>
       <w:r>
@@ -208,7 +245,44 @@
           <w:szCs w:val="14"/>
           <w:shd w:val="clear" w:color="auto" w:fill="B7B7B7"/>
         </w:rPr>
-        <w:t>(GPT-5-Standard) at [9/8/2025]</w:t>
+        <w:t>(</w:t>
+      </w:r>
+      <w:r>
+        <w:rPr>
+          <w:b/>
+          <w:sz w:val="14"/>
+          <w:szCs w:val="14"/>
+          <w:shd w:val="clear" w:color="auto" w:fill="B7B7B7"/>
+        </w:rPr>
+        <w:t>GPT</w:t>
+      </w:r>
+      <w:r>
+        <w:rPr>
+          <w:rFonts w:ascii="Cambria Math" w:hAnsi="Cambria Math" w:cs="Cambria Math"/>
+          <w:b/>
+          <w:sz w:val="14"/>
+          <w:szCs w:val="14"/>
+          <w:shd w:val="clear" w:color="auto" w:fill="B7B7B7"/>
+        </w:rPr>
+        <w:t>‑</w:t>
+      </w:r>
+      <w:r>
+        <w:rPr>
+          <w:b/>
+          <w:sz w:val="14"/>
+          <w:szCs w:val="14"/>
+          <w:shd w:val="clear" w:color="auto" w:fill="B7B7B7"/>
+        </w:rPr>
+        <w:t>5 Mini</w:t>
+      </w:r>
+      <w:r>
+        <w:rPr>
+          <w:b/>
+          <w:sz w:val="14"/>
+          <w:szCs w:val="14"/>
+          <w:shd w:val="clear" w:color="auto" w:fill="B7B7B7"/>
+        </w:rPr>
+        <w:t>) at [9/8/2025]</w:t>
       </w:r>
     </w:p>
     <w:p>
@@ -465,7 +539,44 @@
           <w:szCs w:val="14"/>
           <w:shd w:val="clear" w:color="auto" w:fill="B7B7B7"/>
         </w:rPr>
-        <w:t>(GPT-5-Standard) at [9/8/2025]</w:t>
+        <w:t>(</w:t>
+      </w:r>
+      <w:r>
+        <w:rPr>
+          <w:b/>
+          <w:sz w:val="14"/>
+          <w:szCs w:val="14"/>
+          <w:shd w:val="clear" w:color="auto" w:fill="B7B7B7"/>
+        </w:rPr>
+        <w:t>GPT</w:t>
+      </w:r>
+      <w:r>
+        <w:rPr>
+          <w:rFonts w:ascii="Cambria Math" w:hAnsi="Cambria Math" w:cs="Cambria Math"/>
+          <w:b/>
+          <w:sz w:val="14"/>
+          <w:szCs w:val="14"/>
+          <w:shd w:val="clear" w:color="auto" w:fill="B7B7B7"/>
+        </w:rPr>
+        <w:t>‑</w:t>
+      </w:r>
+      <w:r>
+        <w:rPr>
+          <w:b/>
+          <w:sz w:val="14"/>
+          <w:szCs w:val="14"/>
+          <w:shd w:val="clear" w:color="auto" w:fill="B7B7B7"/>
+        </w:rPr>
+        <w:t>5 Mini</w:t>
+      </w:r>
+      <w:r>
+        <w:rPr>
+          <w:b/>
+          <w:sz w:val="14"/>
+          <w:szCs w:val="14"/>
+          <w:shd w:val="clear" w:color="auto" w:fill="B7B7B7"/>
+        </w:rPr>
+        <w:t>) at [9/8/2025]</w:t>
       </w:r>
     </w:p>
     <w:p>
@@ -629,7 +740,44 @@
           <w:szCs w:val="14"/>
           <w:shd w:val="clear" w:color="auto" w:fill="B7B7B7"/>
         </w:rPr>
-        <w:t>(GPT-5-Standard) at [9/8/2025]</w:t>
+        <w:t>(</w:t>
+      </w:r>
+      <w:r>
+        <w:rPr>
+          <w:b/>
+          <w:sz w:val="14"/>
+          <w:szCs w:val="14"/>
+          <w:shd w:val="clear" w:color="auto" w:fill="B7B7B7"/>
+        </w:rPr>
+        <w:t>GPT</w:t>
+      </w:r>
+      <w:r>
+        <w:rPr>
+          <w:rFonts w:ascii="Cambria Math" w:hAnsi="Cambria Math" w:cs="Cambria Math"/>
+          <w:b/>
+          <w:sz w:val="14"/>
+          <w:szCs w:val="14"/>
+          <w:shd w:val="clear" w:color="auto" w:fill="B7B7B7"/>
+        </w:rPr>
+        <w:t>‑</w:t>
+      </w:r>
+      <w:r>
+        <w:rPr>
+          <w:b/>
+          <w:sz w:val="14"/>
+          <w:szCs w:val="14"/>
+          <w:shd w:val="clear" w:color="auto" w:fill="B7B7B7"/>
+        </w:rPr>
+        <w:t>5 Mini</w:t>
+      </w:r>
+      <w:r>
+        <w:rPr>
+          <w:b/>
+          <w:sz w:val="14"/>
+          <w:szCs w:val="14"/>
+          <w:shd w:val="clear" w:color="auto" w:fill="B7B7B7"/>
+        </w:rPr>
+        <w:t>) at [9/8/2025]</w:t>
       </w:r>
     </w:p>
     <w:p>
@@ -725,7 +873,44 @@
           <w:szCs w:val="14"/>
           <w:shd w:val="clear" w:color="auto" w:fill="B7B7B7"/>
         </w:rPr>
-        <w:t>(GPT-5-Standard) at [9/8/2025]</w:t>
+        <w:t>(</w:t>
+      </w:r>
+      <w:r>
+        <w:rPr>
+          <w:b/>
+          <w:sz w:val="14"/>
+          <w:szCs w:val="14"/>
+          <w:shd w:val="clear" w:color="auto" w:fill="B7B7B7"/>
+        </w:rPr>
+        <w:t>GPT</w:t>
+      </w:r>
+      <w:r>
+        <w:rPr>
+          <w:rFonts w:ascii="Cambria Math" w:hAnsi="Cambria Math" w:cs="Cambria Math"/>
+          <w:b/>
+          <w:sz w:val="14"/>
+          <w:szCs w:val="14"/>
+          <w:shd w:val="clear" w:color="auto" w:fill="B7B7B7"/>
+        </w:rPr>
+        <w:t>‑</w:t>
+      </w:r>
+      <w:r>
+        <w:rPr>
+          <w:b/>
+          <w:sz w:val="14"/>
+          <w:szCs w:val="14"/>
+          <w:shd w:val="clear" w:color="auto" w:fill="B7B7B7"/>
+        </w:rPr>
+        <w:t>5 Mini</w:t>
+      </w:r>
+      <w:r>
+        <w:rPr>
+          <w:b/>
+          <w:sz w:val="14"/>
+          <w:szCs w:val="14"/>
+          <w:shd w:val="clear" w:color="auto" w:fill="B7B7B7"/>
+        </w:rPr>
+        <w:t>) at [9/8/2025]</w:t>
       </w:r>
       <w:r>
         <w:br/>
@@ -902,7 +1087,44 @@
           <w:szCs w:val="14"/>
           <w:shd w:val="clear" w:color="auto" w:fill="B7B7B7"/>
         </w:rPr>
-        <w:t>(GPT-5-Standard) at [9/8/2025]</w:t>
+        <w:t>(</w:t>
+      </w:r>
+      <w:r>
+        <w:rPr>
+          <w:b/>
+          <w:sz w:val="14"/>
+          <w:szCs w:val="14"/>
+          <w:shd w:val="clear" w:color="auto" w:fill="B7B7B7"/>
+        </w:rPr>
+        <w:t>GPT</w:t>
+      </w:r>
+      <w:r>
+        <w:rPr>
+          <w:rFonts w:ascii="Cambria Math" w:hAnsi="Cambria Math" w:cs="Cambria Math"/>
+          <w:b/>
+          <w:sz w:val="14"/>
+          <w:szCs w:val="14"/>
+          <w:shd w:val="clear" w:color="auto" w:fill="B7B7B7"/>
+        </w:rPr>
+        <w:t>‑</w:t>
+      </w:r>
+      <w:r>
+        <w:rPr>
+          <w:b/>
+          <w:sz w:val="14"/>
+          <w:szCs w:val="14"/>
+          <w:shd w:val="clear" w:color="auto" w:fill="B7B7B7"/>
+        </w:rPr>
+        <w:t>5 Mini</w:t>
+      </w:r>
+      <w:r>
+        <w:rPr>
+          <w:b/>
+          <w:sz w:val="14"/>
+          <w:szCs w:val="14"/>
+          <w:shd w:val="clear" w:color="auto" w:fill="B7B7B7"/>
+        </w:rPr>
+        <w:t>) at [9/8/2025]</w:t>
       </w:r>
     </w:p>
     <w:p>
@@ -1025,7 +1247,44 @@
           <w:szCs w:val="14"/>
           <w:shd w:val="clear" w:color="auto" w:fill="B7B7B7"/>
         </w:rPr>
-        <w:t>(GPT-5-Standard) at [9/8/2025]</w:t>
+        <w:t>(</w:t>
+      </w:r>
+      <w:r>
+        <w:rPr>
+          <w:b/>
+          <w:sz w:val="14"/>
+          <w:szCs w:val="14"/>
+          <w:shd w:val="clear" w:color="auto" w:fill="B7B7B7"/>
+        </w:rPr>
+        <w:t>GPT</w:t>
+      </w:r>
+      <w:r>
+        <w:rPr>
+          <w:rFonts w:ascii="Cambria Math" w:hAnsi="Cambria Math" w:cs="Cambria Math"/>
+          <w:b/>
+          <w:sz w:val="14"/>
+          <w:szCs w:val="14"/>
+          <w:shd w:val="clear" w:color="auto" w:fill="B7B7B7"/>
+        </w:rPr>
+        <w:t>‑</w:t>
+      </w:r>
+      <w:r>
+        <w:rPr>
+          <w:b/>
+          <w:sz w:val="14"/>
+          <w:szCs w:val="14"/>
+          <w:shd w:val="clear" w:color="auto" w:fill="B7B7B7"/>
+        </w:rPr>
+        <w:t>5 Mini</w:t>
+      </w:r>
+      <w:r>
+        <w:rPr>
+          <w:b/>
+          <w:sz w:val="14"/>
+          <w:szCs w:val="14"/>
+          <w:shd w:val="clear" w:color="auto" w:fill="B7B7B7"/>
+        </w:rPr>
+        <w:t>) at [9/8/2025]</w:t>
       </w:r>
     </w:p>
     <w:p>
@@ -1214,7 +1473,44 @@
           <w:szCs w:val="14"/>
           <w:shd w:val="clear" w:color="auto" w:fill="B7B7B7"/>
         </w:rPr>
-        <w:t>(GPT-5-Standard) at [9/8/2025]</w:t>
+        <w:t>(</w:t>
+      </w:r>
+      <w:r>
+        <w:rPr>
+          <w:b/>
+          <w:sz w:val="14"/>
+          <w:szCs w:val="14"/>
+          <w:shd w:val="clear" w:color="auto" w:fill="B7B7B7"/>
+        </w:rPr>
+        <w:t>GPT</w:t>
+      </w:r>
+      <w:r>
+        <w:rPr>
+          <w:rFonts w:ascii="Cambria Math" w:hAnsi="Cambria Math" w:cs="Cambria Math"/>
+          <w:b/>
+          <w:sz w:val="14"/>
+          <w:szCs w:val="14"/>
+          <w:shd w:val="clear" w:color="auto" w:fill="B7B7B7"/>
+        </w:rPr>
+        <w:t>‑</w:t>
+      </w:r>
+      <w:r>
+        <w:rPr>
+          <w:b/>
+          <w:sz w:val="14"/>
+          <w:szCs w:val="14"/>
+          <w:shd w:val="clear" w:color="auto" w:fill="B7B7B7"/>
+        </w:rPr>
+        <w:t>5 Mini</w:t>
+      </w:r>
+      <w:r>
+        <w:rPr>
+          <w:b/>
+          <w:sz w:val="14"/>
+          <w:szCs w:val="14"/>
+          <w:shd w:val="clear" w:color="auto" w:fill="B7B7B7"/>
+        </w:rPr>
+        <w:t>) at [9/8/2025]</w:t>
       </w:r>
     </w:p>
     <w:p>
@@ -1344,7 +1640,44 @@
           <w:szCs w:val="14"/>
           <w:shd w:val="clear" w:color="auto" w:fill="B7B7B7"/>
         </w:rPr>
-        <w:t>(GPT-5-Standard) at [9/8/2025]</w:t>
+        <w:t>(</w:t>
+      </w:r>
+      <w:r>
+        <w:rPr>
+          <w:b/>
+          <w:sz w:val="14"/>
+          <w:szCs w:val="14"/>
+          <w:shd w:val="clear" w:color="auto" w:fill="B7B7B7"/>
+        </w:rPr>
+        <w:t>GPT</w:t>
+      </w:r>
+      <w:r>
+        <w:rPr>
+          <w:rFonts w:ascii="Cambria Math" w:hAnsi="Cambria Math" w:cs="Cambria Math"/>
+          <w:b/>
+          <w:sz w:val="14"/>
+          <w:szCs w:val="14"/>
+          <w:shd w:val="clear" w:color="auto" w:fill="B7B7B7"/>
+        </w:rPr>
+        <w:t>‑</w:t>
+      </w:r>
+      <w:r>
+        <w:rPr>
+          <w:b/>
+          <w:sz w:val="14"/>
+          <w:szCs w:val="14"/>
+          <w:shd w:val="clear" w:color="auto" w:fill="B7B7B7"/>
+        </w:rPr>
+        <w:t>5 Mini</w:t>
+      </w:r>
+      <w:r>
+        <w:rPr>
+          <w:b/>
+          <w:sz w:val="14"/>
+          <w:szCs w:val="14"/>
+          <w:shd w:val="clear" w:color="auto" w:fill="B7B7B7"/>
+        </w:rPr>
+        <w:t>) at [9/8/2025]</w:t>
       </w:r>
     </w:p>
     <w:p>
@@ -1406,7 +1739,44 @@
           <w:szCs w:val="14"/>
           <w:shd w:val="clear" w:color="auto" w:fill="B7B7B7"/>
         </w:rPr>
-        <w:t>(GPT-5-Standard) at [9/8/2025]</w:t>
+        <w:t>(</w:t>
+      </w:r>
+      <w:r>
+        <w:rPr>
+          <w:b/>
+          <w:sz w:val="14"/>
+          <w:szCs w:val="14"/>
+          <w:shd w:val="clear" w:color="auto" w:fill="B7B7B7"/>
+        </w:rPr>
+        <w:t>GPT</w:t>
+      </w:r>
+      <w:r>
+        <w:rPr>
+          <w:rFonts w:ascii="Cambria Math" w:hAnsi="Cambria Math" w:cs="Cambria Math"/>
+          <w:b/>
+          <w:sz w:val="14"/>
+          <w:szCs w:val="14"/>
+          <w:shd w:val="clear" w:color="auto" w:fill="B7B7B7"/>
+        </w:rPr>
+        <w:t>‑</w:t>
+      </w:r>
+      <w:r>
+        <w:rPr>
+          <w:b/>
+          <w:sz w:val="14"/>
+          <w:szCs w:val="14"/>
+          <w:shd w:val="clear" w:color="auto" w:fill="B7B7B7"/>
+        </w:rPr>
+        <w:t>5 Mini</w:t>
+      </w:r>
+      <w:r>
+        <w:rPr>
+          <w:b/>
+          <w:sz w:val="14"/>
+          <w:szCs w:val="14"/>
+          <w:shd w:val="clear" w:color="auto" w:fill="B7B7B7"/>
+        </w:rPr>
+        <w:t>) at [9/8/2025]</w:t>
       </w:r>
       <w:r>
         <w:rPr>
@@ -1482,7 +1852,7 @@
           <w:rFonts w:ascii="Roboto Mono" w:hAnsi="Roboto Mono"/>
         </w:rPr>
         <w:pict w14:anchorId="355D1940">
-          <v:rect id="_x0000_i1145" style="width:0;height:1.5pt" o:hralign="center" o:hrstd="t" o:hr="t" fillcolor="#a0a0a0" stroked="f"/>
+          <v:rect id="_x0000_i1033" style="width:0;height:1.5pt" o:hralign="center" o:hrstd="t" o:hr="t" fillcolor="#a0a0a0" stroked="f"/>
         </w:pict>
       </w:r>
     </w:p>
@@ -1531,7 +1901,44 @@
           <w:szCs w:val="14"/>
           <w:shd w:val="clear" w:color="auto" w:fill="B7B7B7"/>
         </w:rPr>
-        <w:t>(GPT-5-Standard) at [9/8/2025]</w:t>
+        <w:t>(</w:t>
+      </w:r>
+      <w:r>
+        <w:rPr>
+          <w:b/>
+          <w:sz w:val="14"/>
+          <w:szCs w:val="14"/>
+          <w:shd w:val="clear" w:color="auto" w:fill="B7B7B7"/>
+        </w:rPr>
+        <w:t>GPT</w:t>
+      </w:r>
+      <w:r>
+        <w:rPr>
+          <w:rFonts w:ascii="Cambria Math" w:hAnsi="Cambria Math" w:cs="Cambria Math"/>
+          <w:b/>
+          <w:sz w:val="14"/>
+          <w:szCs w:val="14"/>
+          <w:shd w:val="clear" w:color="auto" w:fill="B7B7B7"/>
+        </w:rPr>
+        <w:t>‑</w:t>
+      </w:r>
+      <w:r>
+        <w:rPr>
+          <w:b/>
+          <w:sz w:val="14"/>
+          <w:szCs w:val="14"/>
+          <w:shd w:val="clear" w:color="auto" w:fill="B7B7B7"/>
+        </w:rPr>
+        <w:t>5 Mini</w:t>
+      </w:r>
+      <w:r>
+        <w:rPr>
+          <w:b/>
+          <w:sz w:val="14"/>
+          <w:szCs w:val="14"/>
+          <w:shd w:val="clear" w:color="auto" w:fill="B7B7B7"/>
+        </w:rPr>
+        <w:t>) at [9/8/2025]</w:t>
       </w:r>
     </w:p>
     <w:p>
@@ -1609,7 +2016,7 @@
           <w:rFonts w:ascii="Roboto Mono" w:hAnsi="Roboto Mono"/>
         </w:rPr>
         <w:pict w14:anchorId="4F9E6A71">
-          <v:rect id="_x0000_i1146" style="width:0;height:1.5pt" o:hralign="center" o:hrstd="t" o:hr="t" fillcolor="#a0a0a0" stroked="f"/>
+          <v:rect id="_x0000_i1034" style="width:0;height:1.5pt" o:hralign="center" o:hrstd="t" o:hr="t" fillcolor="#a0a0a0" stroked="f"/>
         </w:pict>
       </w:r>
     </w:p>
@@ -1658,7 +2065,44 @@
           <w:szCs w:val="14"/>
           <w:shd w:val="clear" w:color="auto" w:fill="B7B7B7"/>
         </w:rPr>
-        <w:t>(GPT-5-Standard) at [9/8/2025]</w:t>
+        <w:t>(</w:t>
+      </w:r>
+      <w:r>
+        <w:rPr>
+          <w:b/>
+          <w:sz w:val="14"/>
+          <w:szCs w:val="14"/>
+          <w:shd w:val="clear" w:color="auto" w:fill="B7B7B7"/>
+        </w:rPr>
+        <w:t>GPT</w:t>
+      </w:r>
+      <w:r>
+        <w:rPr>
+          <w:rFonts w:ascii="Cambria Math" w:hAnsi="Cambria Math" w:cs="Cambria Math"/>
+          <w:b/>
+          <w:sz w:val="14"/>
+          <w:szCs w:val="14"/>
+          <w:shd w:val="clear" w:color="auto" w:fill="B7B7B7"/>
+        </w:rPr>
+        <w:t>‑</w:t>
+      </w:r>
+      <w:r>
+        <w:rPr>
+          <w:b/>
+          <w:sz w:val="14"/>
+          <w:szCs w:val="14"/>
+          <w:shd w:val="clear" w:color="auto" w:fill="B7B7B7"/>
+        </w:rPr>
+        <w:t>5 Mini</w:t>
+      </w:r>
+      <w:r>
+        <w:rPr>
+          <w:b/>
+          <w:sz w:val="14"/>
+          <w:szCs w:val="14"/>
+          <w:shd w:val="clear" w:color="auto" w:fill="B7B7B7"/>
+        </w:rPr>
+        <w:t>) at [9/8/2025]</w:t>
       </w:r>
     </w:p>
     <w:p>
@@ -1821,7 +2265,7 @@
           <w:rFonts w:ascii="Roboto Mono" w:hAnsi="Roboto Mono"/>
         </w:rPr>
         <w:pict w14:anchorId="0B6641C1">
-          <v:rect id="_x0000_i1147" style="width:0;height:1.5pt" o:hralign="center" o:hrstd="t" o:hr="t" fillcolor="#a0a0a0" stroked="f"/>
+          <v:rect id="_x0000_i1035" style="width:0;height:1.5pt" o:hralign="center" o:hrstd="t" o:hr="t" fillcolor="#a0a0a0" stroked="f"/>
         </w:pict>
       </w:r>
     </w:p>
@@ -1870,7 +2314,44 @@
           <w:szCs w:val="14"/>
           <w:shd w:val="clear" w:color="auto" w:fill="B7B7B7"/>
         </w:rPr>
-        <w:t>(GPT-5-Standard) at [9/8/2025]</w:t>
+        <w:t>(</w:t>
+      </w:r>
+      <w:r>
+        <w:rPr>
+          <w:b/>
+          <w:sz w:val="14"/>
+          <w:szCs w:val="14"/>
+          <w:shd w:val="clear" w:color="auto" w:fill="B7B7B7"/>
+        </w:rPr>
+        <w:t>GPT</w:t>
+      </w:r>
+      <w:r>
+        <w:rPr>
+          <w:rFonts w:ascii="Cambria Math" w:hAnsi="Cambria Math" w:cs="Cambria Math"/>
+          <w:b/>
+          <w:sz w:val="14"/>
+          <w:szCs w:val="14"/>
+          <w:shd w:val="clear" w:color="auto" w:fill="B7B7B7"/>
+        </w:rPr>
+        <w:t>‑</w:t>
+      </w:r>
+      <w:r>
+        <w:rPr>
+          <w:b/>
+          <w:sz w:val="14"/>
+          <w:szCs w:val="14"/>
+          <w:shd w:val="clear" w:color="auto" w:fill="B7B7B7"/>
+        </w:rPr>
+        <w:t>5 Mini</w:t>
+      </w:r>
+      <w:r>
+        <w:rPr>
+          <w:b/>
+          <w:sz w:val="14"/>
+          <w:szCs w:val="14"/>
+          <w:shd w:val="clear" w:color="auto" w:fill="B7B7B7"/>
+        </w:rPr>
+        <w:t>) at [9/8/2025]</w:t>
       </w:r>
     </w:p>
     <w:p>
@@ -1935,7 +2416,7 @@
           <w:rFonts w:ascii="Roboto Mono" w:hAnsi="Roboto Mono"/>
         </w:rPr>
         <w:pict w14:anchorId="6CF52E46">
-          <v:rect id="_x0000_i1148" style="width:0;height:1.5pt" o:hralign="center" o:hrstd="t" o:hr="t" fillcolor="#a0a0a0" stroked="f"/>
+          <v:rect id="_x0000_i1036" style="width:0;height:1.5pt" o:hralign="center" o:hrstd="t" o:hr="t" fillcolor="#a0a0a0" stroked="f"/>
         </w:pict>
       </w:r>
     </w:p>
@@ -1990,7 +2471,44 @@
           <w:szCs w:val="14"/>
           <w:shd w:val="clear" w:color="auto" w:fill="B7B7B7"/>
         </w:rPr>
-        <w:t>(GPT-5-Standard) at [9/8/2025]</w:t>
+        <w:t>(</w:t>
+      </w:r>
+      <w:r>
+        <w:rPr>
+          <w:b/>
+          <w:sz w:val="14"/>
+          <w:szCs w:val="14"/>
+          <w:shd w:val="clear" w:color="auto" w:fill="B7B7B7"/>
+        </w:rPr>
+        <w:t>GPT</w:t>
+      </w:r>
+      <w:r>
+        <w:rPr>
+          <w:rFonts w:ascii="Cambria Math" w:hAnsi="Cambria Math" w:cs="Cambria Math"/>
+          <w:b/>
+          <w:sz w:val="14"/>
+          <w:szCs w:val="14"/>
+          <w:shd w:val="clear" w:color="auto" w:fill="B7B7B7"/>
+        </w:rPr>
+        <w:t>‑</w:t>
+      </w:r>
+      <w:r>
+        <w:rPr>
+          <w:b/>
+          <w:sz w:val="14"/>
+          <w:szCs w:val="14"/>
+          <w:shd w:val="clear" w:color="auto" w:fill="B7B7B7"/>
+        </w:rPr>
+        <w:t>5 Mini</w:t>
+      </w:r>
+      <w:r>
+        <w:rPr>
+          <w:b/>
+          <w:sz w:val="14"/>
+          <w:szCs w:val="14"/>
+          <w:shd w:val="clear" w:color="auto" w:fill="B7B7B7"/>
+        </w:rPr>
+        <w:t>) at [9/8/2025]</w:t>
       </w:r>
     </w:p>
     <w:p>
@@ -2017,7 +2535,7 @@
           <w:rFonts w:ascii="Roboto Mono" w:hAnsi="Roboto Mono"/>
         </w:rPr>
         <w:pict w14:anchorId="14FD373B">
-          <v:rect id="_x0000_i1149" style="width:0;height:1.5pt" o:hralign="center" o:hrstd="t" o:hr="t" fillcolor="#a0a0a0" stroked="f"/>
+          <v:rect id="_x0000_i1037" style="width:0;height:1.5pt" o:hralign="center" o:hrstd="t" o:hr="t" fillcolor="#a0a0a0" stroked="f"/>
         </w:pict>
       </w:r>
     </w:p>
@@ -2067,7 +2585,44 @@
           <w:szCs w:val="14"/>
           <w:shd w:val="clear" w:color="auto" w:fill="B7B7B7"/>
         </w:rPr>
-        <w:t>(GPT-5-Standard) at [9/8/2025]</w:t>
+        <w:t>(</w:t>
+      </w:r>
+      <w:r>
+        <w:rPr>
+          <w:b/>
+          <w:sz w:val="14"/>
+          <w:szCs w:val="14"/>
+          <w:shd w:val="clear" w:color="auto" w:fill="B7B7B7"/>
+        </w:rPr>
+        <w:t>GPT</w:t>
+      </w:r>
+      <w:r>
+        <w:rPr>
+          <w:rFonts w:ascii="Cambria Math" w:hAnsi="Cambria Math" w:cs="Cambria Math"/>
+          <w:b/>
+          <w:sz w:val="14"/>
+          <w:szCs w:val="14"/>
+          <w:shd w:val="clear" w:color="auto" w:fill="B7B7B7"/>
+        </w:rPr>
+        <w:t>‑</w:t>
+      </w:r>
+      <w:r>
+        <w:rPr>
+          <w:b/>
+          <w:sz w:val="14"/>
+          <w:szCs w:val="14"/>
+          <w:shd w:val="clear" w:color="auto" w:fill="B7B7B7"/>
+        </w:rPr>
+        <w:t>5 Mini</w:t>
+      </w:r>
+      <w:r>
+        <w:rPr>
+          <w:b/>
+          <w:sz w:val="14"/>
+          <w:szCs w:val="14"/>
+          <w:shd w:val="clear" w:color="auto" w:fill="B7B7B7"/>
+        </w:rPr>
+        <w:t>) at [9/8/2025]</w:t>
       </w:r>
     </w:p>
     <w:bookmarkEnd w:id="1"/>
@@ -2801,7 +3356,7 @@
           <w:rFonts w:ascii="Roboto Mono" w:hAnsi="Roboto Mono"/>
         </w:rPr>
         <w:pict w14:anchorId="2CA2C3AE">
-          <v:rect id="_x0000_i1169" style="width:0;height:1.5pt" o:hralign="center" o:hrstd="t" o:hr="t" fillcolor="#a0a0a0" stroked="f"/>
+          <v:rect id="_x0000_i1038" style="width:0;height:1.5pt" o:hralign="center" o:hrstd="t" o:hr="t" fillcolor="#a0a0a0" stroked="f"/>
         </w:pict>
       </w:r>
     </w:p>
@@ -2921,7 +3476,7 @@
           <w:rFonts w:ascii="Roboto Mono" w:hAnsi="Roboto Mono"/>
         </w:rPr>
         <w:pict w14:anchorId="7B39B416">
-          <v:rect id="_x0000_i1170" style="width:0;height:1.5pt" o:hralign="center" o:hrstd="t" o:hr="t" fillcolor="#a0a0a0" stroked="f"/>
+          <v:rect id="_x0000_i1039" style="width:0;height:1.5pt" o:hralign="center" o:hrstd="t" o:hr="t" fillcolor="#a0a0a0" stroked="f"/>
         </w:pict>
       </w:r>
     </w:p>
@@ -4994,6 +5549,7 @@
   <w:style w:type="character" w:default="1" w:styleId="DefaultParagraphFont">
     <w:name w:val="Default Paragraph Font"/>
     <w:uiPriority w:val="1"/>
+    <w:semiHidden/>
     <w:unhideWhenUsed/>
   </w:style>
   <w:style w:type="table" w:default="1" w:styleId="TableNormal">
